--- a/courts/fifth-circuit/louisiana/state/supreme-court/petition-for-writ/usage/OUTPUT-petition-for-writ.docx
+++ b/courts/fifth-circuit/louisiana/state/supreme-court/petition-for-writ/usage/OUTPUT-petition-for-writ.docx
@@ -10282,7 +10282,7 @@
         <w:t xml:space="preserve">v. Finley</w:t>
       </w:r>
       <w:r>
-        <w:t xml:space="preserve">, 481 U.S. 551, 556–57 (1987) (“Postconviction relief … is not part of the criminal proceeding itself,” and “States have no obligation to provide this avenue of relief [ . ] ” (internal citation omitted));</w:t>
+        <w:t xml:space="preserve">, 481 U.S. 551, 556–57 (1987) (“Postconviction relief … is not part of the criminal proceeding itself,” and “States have no obligation to provide this avenue of relief [ ⁠. ⁠] ” (internal citation omitted));</w:t>
       </w:r>
       <w:r>
         <w:t xml:space="preserve"> </w:t>
